--- a/ele224l_on_calisma/out/TR_Deney4_Ogretici_Rehber.docx
+++ b/ele224l_on_calisma/out/TR_Deney4_Ogretici_Rehber.docx
@@ -4,46 +4,92 @@
   <w:body>
     <w:p>
       <w:pPr>
-        <w:spacing w:line="276" w:lineRule="auto" w:after="40"/>
+        <w:jc w:val="center"/>
+      </w:pPr>
+      <w:r>
+        <w:drawing>
+          <wp:inline xmlns:a="http://schemas.openxmlformats.org/drawingml/2006/main" xmlns:pic="http://schemas.openxmlformats.org/drawingml/2006/picture">
+            <wp:extent cx="5580000" cy="2072571"/>
+            <wp:docPr id="1" name="Picture 1"/>
+            <wp:cNvGraphicFramePr>
+              <a:graphicFrameLocks noChangeAspect="1"/>
+            </wp:cNvGraphicFramePr>
+            <a:graphic>
+              <a:graphicData uri="http://schemas.openxmlformats.org/drawingml/2006/picture">
+                <pic:pic>
+                  <pic:nvPicPr>
+                    <pic:cNvPr id="0" name="cover_banner.png"/>
+                    <pic:cNvPicPr/>
+                  </pic:nvPicPr>
+                  <pic:blipFill>
+                    <a:blip r:embed="rId10"/>
+                    <a:stretch>
+                      <a:fillRect/>
+                    </a:stretch>
+                  </pic:blipFill>
+                  <pic:spPr>
+                    <a:xfrm>
+                      <a:off x="0" y="0"/>
+                      <a:ext cx="5580000" cy="2072571"/>
+                    </a:xfrm>
+                    <a:prstGeom prst="rect"/>
+                  </pic:spPr>
+                </pic:pic>
+              </a:graphicData>
+            </a:graphic>
+          </wp:inline>
+        </w:drawing>
+      </w:r>
+    </w:p>
+    <w:p/>
+    <w:p/>
+    <w:p/>
+    <w:p>
+      <w:pPr>
+        <w:spacing w:line="276" w:lineRule="auto" w:after="160"/>
         <w:jc w:val="center"/>
       </w:pPr>
       <w:r>
         <w:rPr>
           <w:rFonts w:ascii="Times New Roman" w:hAnsi="Times New Roman" w:cs="Times New Roman" w:eastAsia="Times New Roman"/>
           <w:b/>
-          <w:sz w:val="30"/>
+          <w:sz w:val="34"/>
         </w:rPr>
         <w:t>Deney 4 – Ön Çalışma Öğretici Rehberi</w:t>
       </w:r>
     </w:p>
     <w:p>
       <w:pPr>
-        <w:spacing w:line="276" w:lineRule="auto" w:after="40"/>
+        <w:spacing w:line="276" w:lineRule="auto" w:after="160"/>
         <w:jc w:val="center"/>
       </w:pPr>
       <w:r>
         <w:rPr>
           <w:rFonts w:ascii="Times New Roman" w:hAnsi="Times New Roman" w:cs="Times New Roman" w:eastAsia="Times New Roman"/>
           <w:b w:val="0"/>
-          <w:sz w:val="24"/>
+          <w:sz w:val="28"/>
         </w:rPr>
         <w:t>BJT Devreleri (BC238A)</w:t>
       </w:r>
     </w:p>
     <w:p>
       <w:pPr>
-        <w:spacing w:line="276" w:lineRule="auto" w:after="40"/>
+        <w:spacing w:line="276" w:lineRule="auto" w:after="160"/>
         <w:jc w:val="center"/>
       </w:pPr>
       <w:r>
         <w:rPr>
           <w:rFonts w:ascii="Times New Roman" w:hAnsi="Times New Roman" w:cs="Times New Roman" w:eastAsia="Times New Roman"/>
           <w:b w:val="0"/>
-          <w:sz w:val="22"/>
+          <w:sz w:val="26"/>
         </w:rPr>
         <w:t>Bu belge SADECE ÖĞRENMEK içindir; teslim edilecek metin İngilizce rapordur.</w:t>
       </w:r>
     </w:p>
+    <w:p/>
+    <w:p/>
+    <w:p/>
+    <w:p/>
     <w:tbl>
       <w:tblPr>
         <w:tblW w:type="auto" w:w="0"/>
@@ -67,13 +113,13 @@
           </w:tcPr>
           <w:p>
             <w:pPr>
-              <w:spacing w:line="276" w:lineRule="auto"/>
+              <w:spacing w:line="360" w:lineRule="auto"/>
             </w:pPr>
             <w:r>
               <w:rPr>
                 <w:rFonts w:ascii="Times New Roman" w:hAnsi="Times New Roman" w:cs="Times New Roman" w:eastAsia="Times New Roman"/>
                 <w:b/>
-                <w:sz w:val="24"/>
+                <w:sz w:val="26"/>
               </w:rPr>
               <w:t>Ad Soyad</w:t>
             </w:r>
@@ -91,14 +137,15 @@
           </w:tcPr>
           <w:p>
             <w:pPr>
-              <w:spacing w:line="276" w:lineRule="auto"/>
+              <w:spacing w:line="360" w:lineRule="auto"/>
             </w:pPr>
             <w:r>
               <w:rPr>
                 <w:rFonts w:ascii="Times New Roman" w:hAnsi="Times New Roman" w:cs="Times New Roman" w:eastAsia="Times New Roman"/>
                 <w:b w:val="0"/>
-                <w:sz w:val="24"/>
+                <w:sz w:val="26"/>
               </w:rPr>
+              <w:t>Beşir Kerem Üstüntürk</w:t>
             </w:r>
           </w:p>
         </w:tc>
@@ -116,13 +163,13 @@
           </w:tcPr>
           <w:p>
             <w:pPr>
-              <w:spacing w:line="276" w:lineRule="auto"/>
+              <w:spacing w:line="360" w:lineRule="auto"/>
             </w:pPr>
             <w:r>
               <w:rPr>
                 <w:rFonts w:ascii="Times New Roman" w:hAnsi="Times New Roman" w:cs="Times New Roman" w:eastAsia="Times New Roman"/>
                 <w:b/>
-                <w:sz w:val="24"/>
+                <w:sz w:val="26"/>
               </w:rPr>
               <w:t>Numara</w:t>
             </w:r>
@@ -140,14 +187,15 @@
           </w:tcPr>
           <w:p>
             <w:pPr>
-              <w:spacing w:line="276" w:lineRule="auto"/>
+              <w:spacing w:line="360" w:lineRule="auto"/>
             </w:pPr>
             <w:r>
               <w:rPr>
                 <w:rFonts w:ascii="Times New Roman" w:hAnsi="Times New Roman" w:cs="Times New Roman" w:eastAsia="Times New Roman"/>
                 <w:b w:val="0"/>
-                <w:sz w:val="24"/>
+                <w:sz w:val="26"/>
               </w:rPr>
+              <w:t>251201037</w:t>
             </w:r>
           </w:p>
         </w:tc>
@@ -165,13 +213,13 @@
           </w:tcPr>
           <w:p>
             <w:pPr>
-              <w:spacing w:line="276" w:lineRule="auto"/>
+              <w:spacing w:line="360" w:lineRule="auto"/>
             </w:pPr>
             <w:r>
               <w:rPr>
                 <w:rFonts w:ascii="Times New Roman" w:hAnsi="Times New Roman" w:cs="Times New Roman" w:eastAsia="Times New Roman"/>
                 <w:b/>
-                <w:sz w:val="24"/>
+                <w:sz w:val="26"/>
               </w:rPr>
               <w:t>Tarih</w:t>
             </w:r>
@@ -189,20 +237,25 @@
           </w:tcPr>
           <w:p>
             <w:pPr>
-              <w:spacing w:line="276" w:lineRule="auto"/>
+              <w:spacing w:line="360" w:lineRule="auto"/>
             </w:pPr>
             <w:r>
               <w:rPr>
                 <w:rFonts w:ascii="Times New Roman" w:hAnsi="Times New Roman" w:cs="Times New Roman" w:eastAsia="Times New Roman"/>
                 <w:b w:val="0"/>
-                <w:sz w:val="24"/>
+                <w:sz w:val="26"/>
               </w:rPr>
+              <w:t>11 Ekim 2026</w:t>
             </w:r>
           </w:p>
         </w:tc>
       </w:tr>
     </w:tbl>
-    <w:p/>
+    <w:p>
+      <w:r>
+        <w:br w:type="page"/>
+      </w:r>
+    </w:p>
     <w:p>
       <w:pPr>
         <w:keepNext/>
@@ -2000,7 +2053,7 @@
         <w:drawing>
           <wp:inline xmlns:a="http://schemas.openxmlformats.org/drawingml/2006/main" xmlns:pic="http://schemas.openxmlformats.org/drawingml/2006/picture">
             <wp:extent cx="2700000" cy="2721543"/>
-            <wp:docPr id="1" name="Picture 1"/>
+            <wp:docPr id="2" name="Picture 2"/>
             <wp:cNvGraphicFramePr>
               <a:graphicFrameLocks noChangeAspect="1"/>
             </wp:cNvGraphicFramePr>
@@ -2012,7 +2065,7 @@
                     <pic:cNvPicPr/>
                   </pic:nvPicPr>
                   <pic:blipFill>
-                    <a:blip r:embed="rId10"/>
+                    <a:blip r:embed="rId11"/>
                     <a:stretch>
                       <a:fillRect/>
                     </a:stretch>
@@ -2056,7 +2109,7 @@
         <w:drawing>
           <wp:inline xmlns:a="http://schemas.openxmlformats.org/drawingml/2006/main" xmlns:pic="http://schemas.openxmlformats.org/drawingml/2006/picture">
             <wp:extent cx="5400000" cy="2896364"/>
-            <wp:docPr id="2" name="Picture 2"/>
+            <wp:docPr id="3" name="Picture 3"/>
             <wp:cNvGraphicFramePr>
               <a:graphicFrameLocks noChangeAspect="1"/>
             </wp:cNvGraphicFramePr>
@@ -2068,7 +2121,7 @@
                     <pic:cNvPicPr/>
                   </pic:nvPicPr>
                   <pic:blipFill>
-                    <a:blip r:embed="rId11"/>
+                    <a:blip r:embed="rId12"/>
                     <a:stretch>
                       <a:fillRect/>
                     </a:stretch>
@@ -10330,7 +10383,7 @@
         <w:drawing>
           <wp:inline xmlns:a="http://schemas.openxmlformats.org/drawingml/2006/main" xmlns:pic="http://schemas.openxmlformats.org/drawingml/2006/picture">
             <wp:extent cx="5580000" cy="2086435"/>
-            <wp:docPr id="3" name="Picture 3"/>
+            <wp:docPr id="4" name="Picture 4"/>
             <wp:cNvGraphicFramePr>
               <a:graphicFrameLocks noChangeAspect="1"/>
             </wp:cNvGraphicFramePr>
@@ -10342,7 +10395,7 @@
                     <pic:cNvPicPr/>
                   </pic:nvPicPr>
                   <pic:blipFill>
-                    <a:blip r:embed="rId12"/>
+                    <a:blip r:embed="rId13"/>
                     <a:stretch>
                       <a:fillRect/>
                     </a:stretch>
@@ -11286,7 +11339,7 @@
         <w:drawing>
           <wp:inline xmlns:a="http://schemas.openxmlformats.org/drawingml/2006/main" xmlns:pic="http://schemas.openxmlformats.org/drawingml/2006/picture">
             <wp:extent cx="2520000" cy="1939655"/>
-            <wp:docPr id="4" name="Picture 4"/>
+            <wp:docPr id="5" name="Picture 5"/>
             <wp:cNvGraphicFramePr>
               <a:graphicFrameLocks noChangeAspect="1"/>
             </wp:cNvGraphicFramePr>
@@ -11298,7 +11351,7 @@
                     <pic:cNvPicPr/>
                   </pic:nvPicPr>
                   <pic:blipFill>
-                    <a:blip r:embed="rId13"/>
+                    <a:blip r:embed="rId14"/>
                     <a:stretch>
                       <a:fillRect/>
                     </a:stretch>
@@ -11922,7 +11975,7 @@
         <w:drawing>
           <wp:inline xmlns:a="http://schemas.openxmlformats.org/drawingml/2006/main" xmlns:pic="http://schemas.openxmlformats.org/drawingml/2006/picture">
             <wp:extent cx="2700000" cy="2721543"/>
-            <wp:docPr id="5" name="Picture 5"/>
+            <wp:docPr id="6" name="Picture 6"/>
             <wp:cNvGraphicFramePr>
               <a:graphicFrameLocks noChangeAspect="1"/>
             </wp:cNvGraphicFramePr>
@@ -11934,7 +11987,7 @@
                     <pic:cNvPicPr/>
                   </pic:nvPicPr>
                   <pic:blipFill>
-                    <a:blip r:embed="rId14"/>
+                    <a:blip r:embed="rId15"/>
                     <a:stretch>
                       <a:fillRect/>
                     </a:stretch>
@@ -13066,7 +13119,7 @@
         <w:drawing>
           <wp:inline xmlns:a="http://schemas.openxmlformats.org/drawingml/2006/main" xmlns:pic="http://schemas.openxmlformats.org/drawingml/2006/picture">
             <wp:extent cx="5580000" cy="2037913"/>
-            <wp:docPr id="6" name="Picture 6"/>
+            <wp:docPr id="7" name="Picture 7"/>
             <wp:cNvGraphicFramePr>
               <a:graphicFrameLocks noChangeAspect="1"/>
             </wp:cNvGraphicFramePr>
@@ -13078,7 +13131,7 @@
                     <pic:cNvPicPr/>
                   </pic:nvPicPr>
                   <pic:blipFill>
-                    <a:blip r:embed="rId15"/>
+                    <a:blip r:embed="rId16"/>
                     <a:stretch>
                       <a:fillRect/>
                     </a:stretch>
@@ -18049,6 +18102,848 @@
         <w:t>'ye bakın: 0 ise baz yolu kopuk; 0,6 civarı ise baz iletimde (doyma ya da kolektör yolu sorunu); negatif ise C–E kısa.</w:t>
       </w:r>
     </w:p>
+    <w:p>
+      <w:pPr>
+        <w:keepNext/>
+        <w:spacing w:before="240" w:after="120"/>
+      </w:pPr>
+      <w:r>
+        <w:rPr>
+          <w:rFonts w:ascii="Times New Roman" w:hAnsi="Times New Roman" w:cs="Times New Roman" w:eastAsia="Times New Roman"/>
+          <w:b/>
+          <w:i w:val="0"/>
+          <w:sz w:val="24"/>
+        </w:rPr>
+        <w:t>9  AKLA GELEBİLECEK EK SORULAR ("YA ŞÖYLE OLSAYDI?")</w:t>
+      </w:r>
+    </w:p>
+    <w:p>
+      <w:r>
+        <w:rPr>
+          <w:rFonts w:ascii="Times New Roman" w:hAnsi="Times New Roman" w:cs="Times New Roman" w:eastAsia="Times New Roman"/>
+          <w:b w:val="0"/>
+          <w:i w:val="0"/>
+        </w:rPr>
+        <w:t>Bu bölüm, deney sırasında ya da sözlü/quiz anında akla gelebilecek ihtimalleri sayısıyla cevaplar. Hepsi bu klasördeki modellerle hesaplanmış ya da veri sayfasından alınmıştır; kendi başıma kabul ettiğim bir sayı varsa belirtilmiştir.</w:t>
+      </w:r>
+    </w:p>
+    <w:p>
+      <w:r>
+        <w:rPr>
+          <w:rFonts w:ascii="Times New Roman" w:hAnsi="Times New Roman" w:cs="Times New Roman" w:eastAsia="Times New Roman"/>
+          <w:b/>
+          <w:i w:val="0"/>
+        </w:rPr>
+        <w:t>S:</w:t>
+      </w:r>
+      <w:r>
+        <w:rPr>
+          <w:rFonts w:ascii="Times New Roman" w:hAnsi="Times New Roman" w:cs="Times New Roman" w:eastAsia="Times New Roman"/>
+          <w:b w:val="0"/>
+          <w:i w:val="0"/>
+        </w:rPr>
+        <w:t xml:space="preserve"> </w:t>
+      </w:r>
+      <m:oMath>
+        <m:r>
+          <m:t>β</m:t>
+        </m:r>
+      </m:oMath>
+      <w:r>
+        <w:rPr>
+          <w:rFonts w:ascii="Times New Roman" w:hAnsi="Times New Roman" w:cs="Times New Roman" w:eastAsia="Times New Roman"/>
+          <w:b w:val="0"/>
+          <w:i w:val="0"/>
+        </w:rPr>
+        <w:t xml:space="preserve"> değişirse Q noktası ne kadar oynar?</w:t>
+      </w:r>
+    </w:p>
+    <w:p>
+      <w:r>
+        <w:rPr>
+          <w:rFonts w:ascii="Times New Roman" w:hAnsi="Times New Roman" w:cs="Times New Roman" w:eastAsia="Times New Roman"/>
+          <w:b/>
+          <w:i w:val="0"/>
+        </w:rPr>
+        <w:t>C:</w:t>
+      </w:r>
+      <w:r>
+        <w:rPr>
+          <w:rFonts w:ascii="Times New Roman" w:hAnsi="Times New Roman" w:cs="Times New Roman" w:eastAsia="Times New Roman"/>
+          <w:b w:val="0"/>
+          <w:i w:val="0"/>
+        </w:rPr>
+        <w:t xml:space="preserve"> Rapordaki duyarlılık tablosuna bakın (β = 120, 170, 220 için aynı devre hesaplandı): emetör dirençli kutuplamada akım β'ya çok az, dirençsiz kutuplamada neredeyse orantılı bağlıdır. Bu yüzden pratikte </w:t>
+      </w:r>
+      <m:oMath>
+        <m:sSub>
+          <m:e>
+            <m:r>
+              <m:t>R</m:t>
+            </m:r>
+          </m:e>
+          <m:sub>
+            <m:r>
+              <m:t>E</m:t>
+            </m:r>
+          </m:sub>
+        </m:sSub>
+      </m:oMath>
+      <w:r>
+        <w:rPr>
+          <w:rFonts w:ascii="Times New Roman" w:hAnsi="Times New Roman" w:cs="Times New Roman" w:eastAsia="Times New Roman"/>
+          <w:b w:val="0"/>
+          <w:i w:val="0"/>
+        </w:rPr>
+        <w:t>'li kutuplama tercih edilir.</w:t>
+      </w:r>
+    </w:p>
+    <w:p>
+      <w:r>
+        <w:rPr>
+          <w:rFonts w:ascii="Times New Roman" w:hAnsi="Times New Roman" w:cs="Times New Roman" w:eastAsia="Times New Roman"/>
+          <w:b/>
+          <w:i w:val="0"/>
+        </w:rPr>
+        <w:t>S:</w:t>
+      </w:r>
+      <w:r>
+        <w:rPr>
+          <w:rFonts w:ascii="Times New Roman" w:hAnsi="Times New Roman" w:cs="Times New Roman" w:eastAsia="Times New Roman"/>
+          <w:b w:val="0"/>
+          <w:i w:val="0"/>
+        </w:rPr>
+        <w:t xml:space="preserve"> </w:t>
+      </w:r>
+      <m:oMath>
+        <m:sSub>
+          <m:e>
+            <m:r>
+              <m:t>V</m:t>
+            </m:r>
+          </m:e>
+          <m:sub>
+            <m:r>
+              <m:t>B</m:t>
+            </m:r>
+            <m:r>
+              <m:t>E</m:t>
+            </m:r>
+          </m:sub>
+        </m:sSub>
+      </m:oMath>
+      <w:r>
+        <w:rPr>
+          <w:rFonts w:ascii="Times New Roman" w:hAnsi="Times New Roman" w:cs="Times New Roman" w:eastAsia="Times New Roman"/>
+          <w:b w:val="0"/>
+          <w:i w:val="0"/>
+        </w:rPr>
+        <w:t xml:space="preserve"> 0,62 V yerine 0,7 V alınırsa?</w:t>
+      </w:r>
+    </w:p>
+    <w:p>
+      <w:r>
+        <w:rPr>
+          <w:rFonts w:ascii="Times New Roman" w:hAnsi="Times New Roman" w:cs="Times New Roman" w:eastAsia="Times New Roman"/>
+          <w:b/>
+          <w:i w:val="0"/>
+        </w:rPr>
+        <w:t>C:</w:t>
+      </w:r>
+      <w:r>
+        <w:rPr>
+          <w:rFonts w:ascii="Times New Roman" w:hAnsi="Times New Roman" w:cs="Times New Roman" w:eastAsia="Times New Roman"/>
+          <w:b w:val="0"/>
+          <w:i w:val="0"/>
+        </w:rPr>
+        <w:t xml:space="preserve"> Taban akımı </w:t>
+      </w:r>
+      <m:oMath>
+        <m:sSub>
+          <m:e>
+            <m:r>
+              <m:t>V</m:t>
+            </m:r>
+          </m:e>
+          <m:sub>
+            <m:r>
+              <m:t>B</m:t>
+            </m:r>
+            <m:r>
+              <m:t>B</m:t>
+            </m:r>
+          </m:sub>
+        </m:sSub>
+        <m:r>
+          <m:rPr>
+            <m:sty m:val="p"/>
+          </m:rPr>
+          <m:t>−</m:t>
+        </m:r>
+        <m:sSub>
+          <m:e>
+            <m:r>
+              <m:t>V</m:t>
+            </m:r>
+          </m:e>
+          <m:sub>
+            <m:r>
+              <m:t>B</m:t>
+            </m:r>
+            <m:r>
+              <m:t>E</m:t>
+            </m:r>
+          </m:sub>
+        </m:sSub>
+      </m:oMath>
+      <w:r>
+        <w:rPr>
+          <w:rFonts w:ascii="Times New Roman" w:hAnsi="Times New Roman" w:cs="Times New Roman" w:eastAsia="Times New Roman"/>
+          <w:b w:val="0"/>
+          <w:i w:val="0"/>
+        </w:rPr>
+        <w:t xml:space="preserve">'ye bağlıdır; 80 mV fark, </w:t>
+      </w:r>
+      <m:oMath>
+        <m:sSub>
+          <m:e>
+            <m:r>
+              <m:t>V</m:t>
+            </m:r>
+          </m:e>
+          <m:sub>
+            <m:r>
+              <m:t>B</m:t>
+            </m:r>
+            <m:r>
+              <m:t>B</m:t>
+            </m:r>
+          </m:sub>
+        </m:sSub>
+      </m:oMath>
+      <w:r>
+        <w:rPr>
+          <w:rFonts w:ascii="Times New Roman" w:hAnsi="Times New Roman" w:cs="Times New Roman" w:eastAsia="Times New Roman"/>
+          <w:b w:val="0"/>
+          <w:i w:val="0"/>
+        </w:rPr>
+        <w:t xml:space="preserve"> küçükse akımı %'lerle, büyükse %1 mertebesinde değiştirir. Hesap tablosunda 0,62 V (veri sayfası tipik) kullanıldı.</w:t>
+      </w:r>
+    </w:p>
+    <w:p>
+      <w:r>
+        <w:rPr>
+          <w:rFonts w:ascii="Times New Roman" w:hAnsi="Times New Roman" w:cs="Times New Roman" w:eastAsia="Times New Roman"/>
+          <w:b/>
+          <w:i w:val="0"/>
+        </w:rPr>
+        <w:t>S:</w:t>
+      </w:r>
+      <w:r>
+        <w:rPr>
+          <w:rFonts w:ascii="Times New Roman" w:hAnsi="Times New Roman" w:cs="Times New Roman" w:eastAsia="Times New Roman"/>
+          <w:b w:val="0"/>
+          <w:i w:val="0"/>
+        </w:rPr>
+        <w:t xml:space="preserve"> Sıcaklık artarsa?</w:t>
+      </w:r>
+    </w:p>
+    <w:p>
+      <w:r>
+        <w:rPr>
+          <w:rFonts w:ascii="Times New Roman" w:hAnsi="Times New Roman" w:cs="Times New Roman" w:eastAsia="Times New Roman"/>
+          <w:b/>
+          <w:i w:val="0"/>
+        </w:rPr>
+        <w:t>C:</w:t>
+      </w:r>
+      <w:r>
+        <w:rPr>
+          <w:rFonts w:ascii="Times New Roman" w:hAnsi="Times New Roman" w:cs="Times New Roman" w:eastAsia="Times New Roman"/>
+          <w:b w:val="0"/>
+          <w:i w:val="0"/>
+        </w:rPr>
+        <w:t xml:space="preserve"> </w:t>
+      </w:r>
+      <m:oMath>
+        <m:sSub>
+          <m:e>
+            <m:r>
+              <m:t>V</m:t>
+            </m:r>
+          </m:e>
+          <m:sub>
+            <m:r>
+              <m:t>B</m:t>
+            </m:r>
+            <m:r>
+              <m:t>E</m:t>
+            </m:r>
+          </m:sub>
+        </m:sSub>
+      </m:oMath>
+      <w:r>
+        <w:rPr>
+          <w:rFonts w:ascii="Times New Roman" w:hAnsi="Times New Roman" w:cs="Times New Roman" w:eastAsia="Times New Roman"/>
+          <w:b w:val="0"/>
+          <w:i w:val="0"/>
+        </w:rPr>
+        <w:t xml:space="preserve"> yaklaşık −2 mV/°C azalır (genel bilgi, bu klasörde ölçülmedi); sabit </w:t>
+      </w:r>
+      <m:oMath>
+        <m:sSub>
+          <m:e>
+            <m:r>
+              <m:t>V</m:t>
+            </m:r>
+          </m:e>
+          <m:sub>
+            <m:r>
+              <m:t>B</m:t>
+            </m:r>
+            <m:r>
+              <m:t>B</m:t>
+            </m:r>
+          </m:sub>
+        </m:sSub>
+      </m:oMath>
+      <w:r>
+        <w:rPr>
+          <w:rFonts w:ascii="Times New Roman" w:hAnsi="Times New Roman" w:cs="Times New Roman" w:eastAsia="Times New Roman"/>
+          <w:b w:val="0"/>
+          <w:i w:val="0"/>
+        </w:rPr>
+        <w:t xml:space="preserve"> ile taban akımı artar, kolektör akımı artar, </w:t>
+      </w:r>
+      <m:oMath>
+        <m:sSub>
+          <m:e>
+            <m:r>
+              <m:t>V</m:t>
+            </m:r>
+          </m:e>
+          <m:sub>
+            <m:r>
+              <m:t>C</m:t>
+            </m:r>
+            <m:r>
+              <m:t>E</m:t>
+            </m:r>
+          </m:sub>
+        </m:sSub>
+      </m:oMath>
+      <w:r>
+        <w:rPr>
+          <w:rFonts w:ascii="Times New Roman" w:hAnsi="Times New Roman" w:cs="Times New Roman" w:eastAsia="Times New Roman"/>
+          <w:b w:val="0"/>
+          <w:i w:val="0"/>
+        </w:rPr>
+        <w:t xml:space="preserve"> düşer. </w:t>
+      </w:r>
+      <m:oMath>
+        <m:sSub>
+          <m:e>
+            <m:r>
+              <m:t>R</m:t>
+            </m:r>
+          </m:e>
+          <m:sub>
+            <m:r>
+              <m:t>E</m:t>
+            </m:r>
+          </m:sub>
+        </m:sSub>
+      </m:oMath>
+      <w:r>
+        <w:rPr>
+          <w:rFonts w:ascii="Times New Roman" w:hAnsi="Times New Roman" w:cs="Times New Roman" w:eastAsia="Times New Roman"/>
+          <w:b w:val="0"/>
+          <w:i w:val="0"/>
+        </w:rPr>
+        <w:t xml:space="preserve"> bu etkiyi negatif geri beslemeyle bastırır.</w:t>
+      </w:r>
+    </w:p>
+    <w:p>
+      <w:r>
+        <w:rPr>
+          <w:rFonts w:ascii="Times New Roman" w:hAnsi="Times New Roman" w:cs="Times New Roman" w:eastAsia="Times New Roman"/>
+          <w:b/>
+          <w:i w:val="0"/>
+        </w:rPr>
+        <w:t>S:</w:t>
+      </w:r>
+      <w:r>
+        <w:rPr>
+          <w:rFonts w:ascii="Times New Roman" w:hAnsi="Times New Roman" w:cs="Times New Roman" w:eastAsia="Times New Roman"/>
+          <w:b w:val="0"/>
+          <w:i w:val="0"/>
+        </w:rPr>
+        <w:t xml:space="preserve"> Doyma ile aktif bölge farkı nasıl anlaşılır?</w:t>
+      </w:r>
+    </w:p>
+    <w:p>
+      <w:r>
+        <w:rPr>
+          <w:rFonts w:ascii="Times New Roman" w:hAnsi="Times New Roman" w:cs="Times New Roman" w:eastAsia="Times New Roman"/>
+          <w:b/>
+          <w:i w:val="0"/>
+        </w:rPr>
+        <w:t>C:</w:t>
+      </w:r>
+      <w:r>
+        <w:rPr>
+          <w:rFonts w:ascii="Times New Roman" w:hAnsi="Times New Roman" w:cs="Times New Roman" w:eastAsia="Times New Roman"/>
+          <w:b w:val="0"/>
+          <w:i w:val="0"/>
+        </w:rPr>
+        <w:t xml:space="preserve"> </w:t>
+      </w:r>
+      <m:oMath>
+        <m:sSub>
+          <m:e>
+            <m:r>
+              <m:t>V</m:t>
+            </m:r>
+          </m:e>
+          <m:sub>
+            <m:r>
+              <m:t>C</m:t>
+            </m:r>
+            <m:r>
+              <m:t>E</m:t>
+            </m:r>
+          </m:sub>
+        </m:sSub>
+        <m:r>
+          <m:rPr>
+            <m:sty m:val="p"/>
+          </m:rPr>
+          <m:t>&gt;</m:t>
+        </m:r>
+        <m:r>
+          <m:t>0</m:t>
+        </m:r>
+        <m:r>
+          <m:rPr>
+            <m:sty m:val="p"/>
+          </m:rPr>
+          <m:t>,</m:t>
+        </m:r>
+        <m:r>
+          <m:t>2</m:t>
+        </m:r>
+      </m:oMath>
+      <w:r>
+        <w:rPr>
+          <w:rFonts w:ascii="Times New Roman" w:hAnsi="Times New Roman" w:cs="Times New Roman" w:eastAsia="Times New Roman"/>
+          <w:b w:val="0"/>
+          <w:i w:val="0"/>
+        </w:rPr>
+        <w:t xml:space="preserve"> V ve </w:t>
+      </w:r>
+      <m:oMath>
+        <m:sSub>
+          <m:e>
+            <m:r>
+              <m:t>I</m:t>
+            </m:r>
+          </m:e>
+          <m:sub>
+            <m:r>
+              <m:t>B</m:t>
+            </m:r>
+          </m:sub>
+        </m:sSub>
+        <m:r>
+          <m:rPr>
+            <m:sty m:val="p"/>
+          </m:rPr>
+          <m:t>&gt;</m:t>
+        </m:r>
+        <m:r>
+          <m:t>0</m:t>
+        </m:r>
+      </m:oMath>
+      <w:r>
+        <w:rPr>
+          <w:rFonts w:ascii="Times New Roman" w:hAnsi="Times New Roman" w:cs="Times New Roman" w:eastAsia="Times New Roman"/>
+          <w:b w:val="0"/>
+          <w:i w:val="0"/>
+        </w:rPr>
+        <w:t xml:space="preserve"> ise ve </w:t>
+      </w:r>
+      <m:oMath>
+        <m:sSub>
+          <m:e>
+            <m:r>
+              <m:t>I</m:t>
+            </m:r>
+          </m:e>
+          <m:sub>
+            <m:r>
+              <m:t>C</m:t>
+            </m:r>
+          </m:sub>
+        </m:sSub>
+        <m:r>
+          <m:rPr>
+            <m:sty m:val="p"/>
+          </m:rPr>
+          <m:t>=</m:t>
+        </m:r>
+        <m:r>
+          <m:t>β</m:t>
+        </m:r>
+        <m:sSub>
+          <m:e>
+            <m:r>
+              <m:t>I</m:t>
+            </m:r>
+          </m:e>
+          <m:sub>
+            <m:r>
+              <m:t>B</m:t>
+            </m:r>
+          </m:sub>
+        </m:sSub>
+      </m:oMath>
+      <w:r>
+        <w:rPr>
+          <w:rFonts w:ascii="Times New Roman" w:hAnsi="Times New Roman" w:cs="Times New Roman" w:eastAsia="Times New Roman"/>
+          <w:b w:val="0"/>
+          <w:i w:val="0"/>
+        </w:rPr>
+        <w:t xml:space="preserve"> ile bulunan </w:t>
+      </w:r>
+      <m:oMath>
+        <m:sSub>
+          <m:e>
+            <m:r>
+              <m:t>V</m:t>
+            </m:r>
+          </m:e>
+          <m:sub>
+            <m:r>
+              <m:t>C</m:t>
+            </m:r>
+            <m:r>
+              <m:t>E</m:t>
+            </m:r>
+          </m:sub>
+        </m:sSub>
+      </m:oMath>
+      <w:r>
+        <w:rPr>
+          <w:rFonts w:ascii="Times New Roman" w:hAnsi="Times New Roman" w:cs="Times New Roman" w:eastAsia="Times New Roman"/>
+          <w:b w:val="0"/>
+          <w:i w:val="0"/>
+        </w:rPr>
+        <w:t xml:space="preserve"> pozitif kalıyorsa aktif; hesaplanan </w:t>
+      </w:r>
+      <m:oMath>
+        <m:sSub>
+          <m:e>
+            <m:r>
+              <m:t>V</m:t>
+            </m:r>
+          </m:e>
+          <m:sub>
+            <m:r>
+              <m:t>C</m:t>
+            </m:r>
+            <m:r>
+              <m:t>E</m:t>
+            </m:r>
+          </m:sub>
+        </m:sSub>
+      </m:oMath>
+      <w:r>
+        <w:rPr>
+          <w:rFonts w:ascii="Times New Roman" w:hAnsi="Times New Roman" w:cs="Times New Roman" w:eastAsia="Times New Roman"/>
+          <w:b w:val="0"/>
+          <w:i w:val="0"/>
+        </w:rPr>
+        <w:t xml:space="preserve"> 0,2 V'un altına düşüyorsa doymadadır ve </w:t>
+      </w:r>
+      <m:oMath>
+        <m:sSub>
+          <m:e>
+            <m:r>
+              <m:t>I</m:t>
+            </m:r>
+          </m:e>
+          <m:sub>
+            <m:r>
+              <m:t>C</m:t>
+            </m:r>
+          </m:sub>
+        </m:sSub>
+        <m:r>
+          <m:rPr>
+            <m:sty m:val="p"/>
+          </m:rPr>
+          <m:t>=</m:t>
+        </m:r>
+        <m:d>
+          <m:dPr>
+            <m:begChr m:val="("/>
+            <m:endChr m:val=")"/>
+            <m:sepChr m:val=""/>
+            <m:grow/>
+          </m:dPr>
+          <m:e>
+            <m:sSub>
+              <m:e>
+                <m:r>
+                  <m:t>V</m:t>
+                </m:r>
+              </m:e>
+              <m:sub>
+                <m:r>
+                  <m:t>C</m:t>
+                </m:r>
+                <m:r>
+                  <m:t>C</m:t>
+                </m:r>
+              </m:sub>
+            </m:sSub>
+            <m:r>
+              <m:rPr>
+                <m:sty m:val="p"/>
+              </m:rPr>
+              <m:t>−</m:t>
+            </m:r>
+            <m:r>
+              <m:t>0</m:t>
+            </m:r>
+            <m:r>
+              <m:rPr>
+                <m:sty m:val="p"/>
+              </m:rPr>
+              <m:t>,</m:t>
+            </m:r>
+            <m:r>
+              <m:t>2</m:t>
+            </m:r>
+          </m:e>
+        </m:d>
+        <m:r>
+          <m:rPr>
+            <m:sty m:val="p"/>
+          </m:rPr>
+          <m:t>/</m:t>
+        </m:r>
+        <m:d>
+          <m:dPr>
+            <m:begChr m:val="("/>
+            <m:endChr m:val=")"/>
+            <m:sepChr m:val=""/>
+            <m:grow/>
+          </m:dPr>
+          <m:e>
+            <m:sSub>
+              <m:e>
+                <m:r>
+                  <m:t>R</m:t>
+                </m:r>
+              </m:e>
+              <m:sub>
+                <m:r>
+                  <m:t>C</m:t>
+                </m:r>
+              </m:sub>
+            </m:sSub>
+            <m:r>
+              <m:rPr>
+                <m:sty m:val="p"/>
+              </m:rPr>
+              <m:t>+</m:t>
+            </m:r>
+            <m:sSub>
+              <m:e>
+                <m:r>
+                  <m:t>R</m:t>
+                </m:r>
+              </m:e>
+              <m:sub>
+                <m:r>
+                  <m:t>E</m:t>
+                </m:r>
+              </m:sub>
+            </m:sSub>
+          </m:e>
+        </m:d>
+      </m:oMath>
+      <w:r>
+        <w:rPr>
+          <w:rFonts w:ascii="Times New Roman" w:hAnsi="Times New Roman" w:cs="Times New Roman" w:eastAsia="Times New Roman"/>
+          <w:b w:val="0"/>
+          <w:i w:val="0"/>
+        </w:rPr>
+        <w:t xml:space="preserve"> alınır (rapordaki tablolar bu iki durumu ayırır).</w:t>
+      </w:r>
+    </w:p>
+    <w:p>
+      <w:r>
+        <w:rPr>
+          <w:rFonts w:ascii="Times New Roman" w:hAnsi="Times New Roman" w:cs="Times New Roman" w:eastAsia="Times New Roman"/>
+          <w:b/>
+          <w:i w:val="0"/>
+        </w:rPr>
+        <w:t>S:</w:t>
+      </w:r>
+      <w:r>
+        <w:rPr>
+          <w:rFonts w:ascii="Times New Roman" w:hAnsi="Times New Roman" w:cs="Times New Roman" w:eastAsia="Times New Roman"/>
+          <w:b w:val="0"/>
+          <w:i w:val="0"/>
+        </w:rPr>
+        <w:t xml:space="preserve"> Hata senaryolarında neden </w:t>
+      </w:r>
+      <m:oMath>
+        <m:sSub>
+          <m:e>
+            <m:r>
+              <m:t>V</m:t>
+            </m:r>
+          </m:e>
+          <m:sub>
+            <m:r>
+              <m:t>C</m:t>
+            </m:r>
+            <m:r>
+              <m:t>E</m:t>
+            </m:r>
+          </m:sub>
+        </m:sSub>
+      </m:oMath>
+      <w:r>
+        <w:rPr>
+          <w:rFonts w:ascii="Times New Roman" w:hAnsi="Times New Roman" w:cs="Times New Roman" w:eastAsia="Times New Roman"/>
+          <w:b w:val="0"/>
+          <w:i w:val="0"/>
+        </w:rPr>
+        <w:t xml:space="preserve"> 12 V ya da 0 V çıkıyor?</w:t>
+      </w:r>
+    </w:p>
+    <w:p>
+      <w:r>
+        <w:rPr>
+          <w:rFonts w:ascii="Times New Roman" w:hAnsi="Times New Roman" w:cs="Times New Roman" w:eastAsia="Times New Roman"/>
+          <w:b/>
+          <w:i w:val="0"/>
+        </w:rPr>
+        <w:t>C:</w:t>
+      </w:r>
+      <w:r>
+        <w:rPr>
+          <w:rFonts w:ascii="Times New Roman" w:hAnsi="Times New Roman" w:cs="Times New Roman" w:eastAsia="Times New Roman"/>
+          <w:b w:val="0"/>
+          <w:i w:val="0"/>
+        </w:rPr>
+        <w:t xml:space="preserve"> Bağlantı kopukluğu akımı keser (kesim): </w:t>
+      </w:r>
+      <m:oMath>
+        <m:sSub>
+          <m:e>
+            <m:r>
+              <m:t>R</m:t>
+            </m:r>
+          </m:e>
+          <m:sub>
+            <m:r>
+              <m:t>C</m:t>
+            </m:r>
+          </m:sub>
+        </m:sSub>
+      </m:oMath>
+      <w:r>
+        <w:rPr>
+          <w:rFonts w:ascii="Times New Roman" w:hAnsi="Times New Roman" w:cs="Times New Roman" w:eastAsia="Times New Roman"/>
+          <w:b w:val="0"/>
+          <w:i w:val="0"/>
+        </w:rPr>
+        <w:t xml:space="preserve"> üstünde düşüm yok, kolektör </w:t>
+      </w:r>
+      <m:oMath>
+        <m:sSub>
+          <m:e>
+            <m:r>
+              <m:t>V</m:t>
+            </m:r>
+          </m:e>
+          <m:sub>
+            <m:r>
+              <m:t>C</m:t>
+            </m:r>
+            <m:r>
+              <m:t>C</m:t>
+            </m:r>
+          </m:sub>
+        </m:sSub>
+      </m:oMath>
+      <w:r>
+        <w:rPr>
+          <w:rFonts w:ascii="Times New Roman" w:hAnsi="Times New Roman" w:cs="Times New Roman" w:eastAsia="Times New Roman"/>
+          <w:b w:val="0"/>
+          <w:i w:val="0"/>
+        </w:rPr>
+        <w:t>'ye çıkar; ya da hiç besleme yoksa 0 V okunur. Bu, hata ayıklamada ilk bakılacak ipucudur.</w:t>
+      </w:r>
+    </w:p>
+    <w:p>
+      <w:r>
+        <w:rPr>
+          <w:rFonts w:ascii="Times New Roman" w:hAnsi="Times New Roman" w:cs="Times New Roman" w:eastAsia="Times New Roman"/>
+          <w:b/>
+          <w:i w:val="0"/>
+        </w:rPr>
+        <w:t>S:</w:t>
+      </w:r>
+      <w:r>
+        <w:rPr>
+          <w:rFonts w:ascii="Times New Roman" w:hAnsi="Times New Roman" w:cs="Times New Roman" w:eastAsia="Times New Roman"/>
+          <w:b w:val="0"/>
+          <w:i w:val="0"/>
+        </w:rPr>
+        <w:t xml:space="preserve"> LTspice'ta neden bu devrelerde ekran görüntüsü yok?</w:t>
+      </w:r>
+    </w:p>
+    <w:p>
+      <w:r>
+        <w:rPr>
+          <w:rFonts w:ascii="Times New Roman" w:hAnsi="Times New Roman" w:cs="Times New Roman" w:eastAsia="Times New Roman"/>
+          <w:b/>
+          <w:i w:val="0"/>
+        </w:rPr>
+        <w:t>C:</w:t>
+      </w:r>
+      <w:r>
+        <w:rPr>
+          <w:rFonts w:ascii="Times New Roman" w:hAnsi="Times New Roman" w:cs="Times New Roman" w:eastAsia="Times New Roman"/>
+          <w:b w:val="0"/>
+          <w:i w:val="0"/>
+        </w:rPr>
+        <w:t xml:space="preserve"> Bu deneyin analizi yalnız DC çalışma noktasıdır (</w:t>
+      </w:r>
+      <w:r>
+        <w:rPr>
+          <w:rFonts w:ascii="Courier New" w:hAnsi="Courier New" w:cs="Courier New" w:eastAsia="Courier New"/>
+          <w:b w:val="0"/>
+          <w:i w:val="0"/>
+          <w:sz w:val="22"/>
+        </w:rPr>
+        <w:t>.op</w:t>
+      </w:r>
+      <w:r>
+        <w:rPr>
+          <w:rFonts w:ascii="Times New Roman" w:hAnsi="Times New Roman" w:cs="Times New Roman" w:eastAsia="Times New Roman"/>
+          <w:b w:val="0"/>
+          <w:i w:val="0"/>
+        </w:rPr>
+        <w:t>); zaman ya da frekans grafiği yoktur. Çalışma noktası, simülatörün 'Operating Point' çıktısı olarak okunur.</w:t>
+      </w:r>
+    </w:p>
     <w:sectPr>
       <w:footerReference w:type="default" r:id="rId9"/>
       <w:pgSz w:w="11906" w:h="16838"/>
